--- a/AC3-Análise sobre SP.docx
+++ b/AC3-Análise sobre SP.docx
@@ -97,19 +97,7 @@
           <w:rPr>
             <w:rStyle w:val="Hyperlink"/>
           </w:rPr>
-          <w:t>http</w:t>
-        </w:r>
-        <w:r>
-          <w:rPr>
-            <w:rStyle w:val="Hyperlink"/>
-          </w:rPr>
-          <w:t>s</w:t>
-        </w:r>
-        <w:r>
-          <w:rPr>
-            <w:rStyle w:val="Hyperlink"/>
-          </w:rPr>
-          <w:t>://github.com/francastro-dev/projeto_bi_covid19/issues/3</w:t>
+          <w:t>https://github.com/francastro-dev/projeto_bi_covid19/issues/3</w:t>
         </w:r>
       </w:hyperlink>
     </w:p>
@@ -141,20 +129,19 @@
     <w:p>
       <w:pPr>
         <w:pStyle w:val="PargrafodaLista"/>
-      </w:pPr>
-      <w:r>
-        <w:rPr>
-          <w:b/>
-          <w:bCs/>
-        </w:rPr>
-        <w:t xml:space="preserve"> </w:t>
-      </w:r>
+        <w:rPr>
+          <w:b/>
+          <w:bCs/>
+        </w:rPr>
+      </w:pPr>
       <w:hyperlink r:id="rId6" w:history="1">
         <w:r>
           <w:rPr>
             <w:rStyle w:val="Hyperlink"/>
+            <w:b/>
+            <w:bCs/>
           </w:rPr>
-          <w:t>https://github.com/francastro-dev/projeto_bi_covid19/blob/main/AC2-An%C3%A1lise%20de%20%C3%93bitos.pbix</w:t>
+          <w:t>https://github.com/francastro-dev/projeto_bi_covid19/blob/main/AC3-An%C3%A1lise%20sobre%20SP.docx</w:t>
         </w:r>
       </w:hyperlink>
     </w:p>
@@ -177,6 +164,14 @@
       <w:r>
         <w:t xml:space="preserve"> </w:t>
       </w:r>
+      <w:hyperlink r:id="rId7" w:history="1">
+        <w:r>
+          <w:rPr>
+            <w:rStyle w:val="Hyperlink"/>
+          </w:rPr>
+          <w:t>https://youtu.be/Sz7XmExeXcU</w:t>
+        </w:r>
+      </w:hyperlink>
     </w:p>
     <w:p>
       <w:pPr>
@@ -232,14 +227,6 @@
       </w:r>
     </w:p>
     <w:p>
-      <w:pPr>
-        <w:rPr>
-          <w:b/>
-          <w:bCs/>
-        </w:rPr>
-      </w:pPr>
-    </w:p>
-    <w:p>
       <w:r>
         <w:t xml:space="preserve"> </w:t>
       </w:r>
@@ -365,7 +352,7 @@
       <w:r>
         <w:t xml:space="preserve"> </w:t>
       </w:r>
-      <w:hyperlink r:id="rId7" w:history="1">
+      <w:hyperlink r:id="rId8" w:history="1">
         <w:r>
           <w:rPr>
             <w:rStyle w:val="Hyperlink"/>
@@ -461,7 +448,7 @@
       <w:pPr>
         <w:ind w:left="12" w:firstLine="708"/>
       </w:pPr>
-      <w:hyperlink r:id="rId8" w:history="1">
+      <w:hyperlink r:id="rId9" w:history="1">
         <w:r>
           <w:rPr>
             <w:rStyle w:val="Hyperlink"/>
@@ -493,7 +480,7 @@
       <w:pPr>
         <w:ind w:firstLine="708"/>
       </w:pPr>
-      <w:hyperlink r:id="rId9" w:history="1">
+      <w:hyperlink r:id="rId10" w:history="1">
         <w:r>
           <w:rPr>
             <w:rStyle w:val="Hyperlink"/>
@@ -1354,6 +1341,7 @@
   <w:style w:type="character" w:default="1" w:styleId="Fontepargpadro">
     <w:name w:val="Default Paragraph Font"/>
     <w:uiPriority w:val="1"/>
+    <w:semiHidden/>
     <w:unhideWhenUsed/>
   </w:style>
   <w:style w:type="table" w:default="1" w:styleId="Tabelanormal">
